--- a/docs/02-产品需求文档PRD.docx
+++ b/docs/02-产品需求文档PRD.docx
@@ -5540,7 +5540,7 @@
                 <w:color w:val="2D3436"/>
                 <w:sz w:val="19"/>
               </w:rPr>
-              <w:t>设备行“执行策略”下拉框+“更新策略”按钮</w:t>
+              <w:t>设备行“执行策略”下拉框+“下发”按钮</w:t>
             </w:r>
           </w:p>
         </w:tc>
@@ -5569,7 +5569,7 @@
                 <w:color w:val="2D3436"/>
                 <w:sz w:val="19"/>
               </w:rPr>
-              <w:t>下发策略到设备，通过 ADB 推送广播立即生效</w:t>
+              <w:t>下拉选择策略（轮询刷新时保留未保存的选择），点击“下发”推送到设备并立即生效</w:t>
             </w:r>
           </w:p>
         </w:tc>
@@ -11509,7 +11509,7 @@
                 <w:color w:val="2D3436"/>
                 <w:sz w:val="16"/>
               </w:rPr>
-              <w:t>│                         v0.1.0             │</w:t>
+              <w:t>│                         v0.2.0             │</w:t>
             </w:r>
           </w:p>
           <w:p>
